--- a/flow/20230914_vu_template/drafts/2024-06-u/12-СР-Всіх святих-Онуфрія.docx
+++ b/flow/20230914_vu_template/drafts/2024-06-u/12-СР-Всіх святих-Онуфрія.docx
@@ -3,23 +3,158 @@
 <w:document xmlns:wpc="http://schemas.microsoft.com/office/word/2010/wordprocessingCanvas" xmlns:cx="http://schemas.microsoft.com/office/drawing/2014/chartex" xmlns:cx1="http://schemas.microsoft.com/office/drawing/2015/9/8/chartex" xmlns:cx2="http://schemas.microsoft.com/office/drawing/2015/10/21/chartex" xmlns:cx3="http://schemas.microsoft.com/office/drawing/2016/5/9/chartex" xmlns:cx4="http://schemas.microsoft.com/office/drawing/2016/5/10/chartex" xmlns:cx5="http://schemas.microsoft.com/office/drawing/2016/5/11/chartex" xmlns:cx6="http://schemas.microsoft.com/office/drawing/2016/5/12/chartex" xmlns:cx7="http://schemas.microsoft.com/office/drawing/2016/5/13/chartex" xmlns:cx8="http://schemas.microsoft.com/office/drawing/2016/5/14/chartex" xmlns:mc="http://schemas.openxmlformats.org/markup-compatibility/2006" xmlns:aink="http://schemas.microsoft.com/office/drawing/2016/ink" xmlns:am3d="http://schemas.microsoft.com/office/drawing/2017/model3d" xmlns:o="urn:schemas-microsoft-com:office:office" xmlns:oel="http://schemas.microsoft.com/office/2019/extlst" xmlns:r="http://schemas.openxmlformats.org/officeDocument/2006/relationships" xmlns:m="http://schemas.openxmlformats.org/officeDocument/2006/math" xmlns:v="urn:schemas-microsoft-com:vml" xmlns:wp14="http://schemas.microsoft.com/office/word/2010/wordprocessingDrawing" xmlns:wp="http://schemas.openxmlformats.org/drawingml/2006/wordprocessingDrawing" xmlns:w10="urn:schemas-microsoft-com:office:word" xmlns:w="http://schemas.openxmlformats.org/wordprocessingml/2006/main" xmlns:w14="http://schemas.microsoft.com/office/word/2010/wordml" xmlns:w15="http://schemas.microsoft.com/office/word/2012/wordml" xmlns:w16cex="http://schemas.microsoft.com/office/word/2018/wordml/cex" xmlns:w16cid="http://schemas.microsoft.com/office/word/2016/wordml/cid" xmlns:w16="http://schemas.microsoft.com/office/word/2018/wordml" xmlns:w16du="http://schemas.microsoft.com/office/word/2023/wordml/word16du" xmlns:w16sdtdh="http://schemas.microsoft.com/office/word/2020/wordml/sdtdatahash" xmlns:w16se="http://schemas.microsoft.com/office/word/2015/wordml/symex" xmlns:wpg="http://schemas.microsoft.com/office/word/2010/wordprocessingGroup" xmlns:wpi="http://schemas.microsoft.com/office/word/2010/wordprocessingInk" xmlns:wne="http://schemas.microsoft.com/office/word/2006/wordml" xmlns:wps="http://schemas.microsoft.com/office/word/2010/wordprocessingShape" mc:Ignorable="w14 w15 w16se w16cid w16 w16cex w16sdtdh wp14">
   <w:body>
     <w:p>
-      <w:r>
-        <w:rPr>
-          <w:rFonts w:ascii="Times New Roman" w:hAnsi="Times New Roman"/>
-          <w:b/>
-          <w:sz w:val="24"/>
-        </w:rPr>
-        <w:t>Червень 12, Середа</w:t>
-      </w:r>
-    </w:p>
-    <w:p>
-      <w:r>
-        <w:rPr>
-          <w:rFonts w:ascii="Times New Roman" w:hAnsi="Times New Roman"/>
-          <w:sz w:val="24"/>
-        </w:rPr>
-        <w:t>Віддання Пасхи. 🕃 Прп. Онуфрія Великого Прп. Петра Афонського</w:t>
-      </w:r>
+      <w:pPr>
+        <w:pBdr>
+          <w:top w:val="nil"/>
+          <w:left w:val="nil"/>
+          <w:bottom w:val="nil"/>
+          <w:right w:val="nil"/>
+          <w:between w:val="nil"/>
+        </w:pBdr>
+        <w:spacing w:after="120"/>
+        <w:rPr>
+          <w:rFonts w:ascii="Times New Roman" w:eastAsia="Arial" w:hAnsi="Times New Roman"/>
+          <w:color w:val="FF0000"/>
+          <w:sz w:val="24"/>
+          <w:szCs w:val="24"/>
+        </w:rPr>
+      </w:pPr>
+      <w:r>
+        <w:rPr>
+          <w:rFonts w:ascii="Times New Roman" w:eastAsia="Arial" w:hAnsi="Times New Roman"/>
+          <w:color w:val="FF0000"/>
+          <w:sz w:val="24"/>
+          <w:szCs w:val="24"/>
+        </w:rPr>
+        <w:t>Травень 24 Середа</w:t>
+      </w:r>
+      <w:r>
+        <w:rPr>
+          <w:rFonts w:ascii="Times New Roman" w:eastAsia="Arial" w:hAnsi="Times New Roman"/>
+          <w:color w:val="FF0000"/>
+          <w:sz w:val="24"/>
+          <w:szCs w:val="24"/>
+        </w:rPr>
+        <w:br/>
+        <w:t>24 (11) Віддання Пасхи.</w:t>
+      </w:r>
+    </w:p>
+    <w:p>
+      <w:pPr>
+        <w:pBdr>
+          <w:top w:val="nil"/>
+          <w:left w:val="nil"/>
+          <w:bottom w:val="nil"/>
+          <w:right w:val="nil"/>
+          <w:between w:val="nil"/>
+        </w:pBdr>
+        <w:spacing w:after="120"/>
+        <w:rPr>
+          <w:rFonts w:ascii="Times New Roman" w:eastAsia="Arial" w:hAnsi="Times New Roman"/>
+          <w:iCs/>
+          <w:color w:val="000000"/>
+          <w:sz w:val="24"/>
+          <w:szCs w:val="24"/>
+        </w:rPr>
+      </w:pPr>
+      <w:r>
+        <w:rPr>
+          <w:rFonts w:ascii="Times New Roman" w:eastAsia="Arial" w:hAnsi="Times New Roman"/>
+          <w:color w:val="FF0000"/>
+          <w:sz w:val="24"/>
+          <w:szCs w:val="24"/>
+        </w:rPr>
+        <w:t xml:space="preserve">+ </w:t>
+      </w:r>
+      <w:proofErr w:type="spellStart"/>
+      <w:r>
+        <w:rPr>
+          <w:rFonts w:ascii="Times New Roman" w:eastAsia="Arial" w:hAnsi="Times New Roman"/>
+          <w:color w:val="FF0000"/>
+          <w:sz w:val="24"/>
+          <w:szCs w:val="24"/>
+        </w:rPr>
+        <w:t>Свв</w:t>
+      </w:r>
+      <w:proofErr w:type="spellEnd"/>
+      <w:r>
+        <w:rPr>
+          <w:rFonts w:ascii="Times New Roman" w:eastAsia="Arial" w:hAnsi="Times New Roman"/>
+          <w:color w:val="FF0000"/>
+          <w:sz w:val="24"/>
+          <w:szCs w:val="24"/>
+        </w:rPr>
+        <w:t xml:space="preserve">. </w:t>
+      </w:r>
+      <w:proofErr w:type="spellStart"/>
+      <w:r>
+        <w:rPr>
+          <w:rFonts w:ascii="Times New Roman" w:eastAsia="Arial" w:hAnsi="Times New Roman"/>
+          <w:color w:val="FF0000"/>
+          <w:sz w:val="24"/>
+          <w:szCs w:val="24"/>
+        </w:rPr>
+        <w:t>рівноапп</w:t>
+      </w:r>
+      <w:proofErr w:type="spellEnd"/>
+      <w:r>
+        <w:rPr>
+          <w:rFonts w:ascii="Times New Roman" w:eastAsia="Arial" w:hAnsi="Times New Roman"/>
+          <w:color w:val="FF0000"/>
+          <w:sz w:val="24"/>
+          <w:szCs w:val="24"/>
+        </w:rPr>
+        <w:t>. Кирила й Методія, учителів слов’янських.</w:t>
+      </w:r>
+      <w:r>
+        <w:rPr>
+          <w:rFonts w:ascii="Times New Roman" w:eastAsia="Arial" w:hAnsi="Times New Roman"/>
+          <w:color w:val="FF0000"/>
+          <w:sz w:val="24"/>
+          <w:szCs w:val="24"/>
+        </w:rPr>
+        <w:br/>
+        <w:t xml:space="preserve">Св. </w:t>
+      </w:r>
+      <w:proofErr w:type="spellStart"/>
+      <w:r>
+        <w:rPr>
+          <w:rFonts w:ascii="Times New Roman" w:eastAsia="Arial" w:hAnsi="Times New Roman"/>
+          <w:color w:val="FF0000"/>
+          <w:sz w:val="24"/>
+          <w:szCs w:val="24"/>
+        </w:rPr>
+        <w:t>свщмч</w:t>
+      </w:r>
+      <w:proofErr w:type="spellEnd"/>
+      <w:r>
+        <w:rPr>
+          <w:rFonts w:ascii="Times New Roman" w:eastAsia="Arial" w:hAnsi="Times New Roman"/>
+          <w:color w:val="FF0000"/>
+          <w:sz w:val="24"/>
+          <w:szCs w:val="24"/>
+        </w:rPr>
+        <w:t>. Мокія.</w:t>
+      </w:r>
+      <w:r>
+        <w:rPr>
+          <w:rFonts w:ascii="Times New Roman" w:eastAsia="Arial" w:hAnsi="Times New Roman"/>
+          <w:color w:val="000000"/>
+          <w:sz w:val="24"/>
+          <w:szCs w:val="24"/>
+        </w:rPr>
+        <w:br/>
+      </w:r>
+    </w:p>
+    <w:p>
+      <w:pPr>
+        <w:spacing w:after="120"/>
+        <w:rPr>
+          <w:rFonts w:ascii="Times New Roman" w:hAnsi="Times New Roman"/>
+          <w:sz w:val="24"/>
+          <w:szCs w:val="24"/>
+        </w:rPr>
+      </w:pPr>
     </w:p>
     <w:p>
       <w:pPr>
@@ -75,17 +210,28 @@
         <w:rPr>
           <w:rFonts w:ascii="Times New Roman" w:hAnsi="Times New Roman"/>
           <w:i/>
-          <w:color w:val="FF4400"/>
-          <w:sz w:val="24"/>
+          <w:color w:val="FF0000"/>
+          <w:sz w:val="24"/>
+          <w:szCs w:val="24"/>
         </w:rPr>
         <w:t>Священик:</w:t>
       </w:r>
       <w:r>
         <w:rPr>
           <w:rFonts w:ascii="Times New Roman" w:hAnsi="Times New Roman"/>
-          <w:sz w:val="24"/>
-        </w:rPr>
-        <w:t xml:space="preserve"> Благословенний Бог наш завжди, нині і повсякчас, і на віки віків.</w:t>
+          <w:color w:val="000000"/>
+          <w:sz w:val="24"/>
+          <w:szCs w:val="24"/>
+        </w:rPr>
+        <w:t xml:space="preserve"> </w:t>
+      </w:r>
+      <w:r>
+        <w:rPr>
+          <w:rFonts w:ascii="Times New Roman" w:hAnsi="Times New Roman"/>
+          <w:sz w:val="24"/>
+          <w:szCs w:val="24"/>
+        </w:rPr>
+        <w:t>Благословенний Бог наш завжди, нині і повсякчас, і на віки віків.</w:t>
       </w:r>
     </w:p>
     <w:p>
@@ -377,8 +523,9 @@
         <w:rPr>
           <w:rFonts w:ascii="Times New Roman" w:hAnsi="Times New Roman"/>
           <w:i/>
-          <w:color w:val="FF4400"/>
-          <w:sz w:val="24"/>
+          <w:color w:val="FF0000"/>
+          <w:sz w:val="24"/>
+          <w:szCs w:val="24"/>
         </w:rPr>
         <w:t>Священик:</w:t>
       </w:r>
@@ -386,6 +533,7 @@
         <w:rPr>
           <w:rFonts w:ascii="Times New Roman" w:hAnsi="Times New Roman"/>
           <w:sz w:val="24"/>
+          <w:szCs w:val="24"/>
         </w:rPr>
         <w:t xml:space="preserve"> Бо твоє є царство, і сила, і слава, Отця, і Сина, і Святого Духа, нині і повсякчас, і на віки віків.</w:t>
       </w:r>
@@ -2866,8 +3014,9 @@
         <w:rPr>
           <w:rFonts w:ascii="Times New Roman" w:hAnsi="Times New Roman"/>
           <w:i/>
-          <w:color w:val="FF4400"/>
-          <w:sz w:val="24"/>
+          <w:color w:val="FF0000"/>
+          <w:sz w:val="24"/>
+          <w:szCs w:val="24"/>
         </w:rPr>
         <w:t>Священик:</w:t>
       </w:r>
@@ -2875,6 +3024,7 @@
         <w:rPr>
           <w:rFonts w:ascii="Times New Roman" w:hAnsi="Times New Roman"/>
           <w:sz w:val="24"/>
+          <w:szCs w:val="24"/>
         </w:rPr>
         <w:t xml:space="preserve"> Бо тобі належить усяка слава, честь і поклоніння, Отцю, і Сину, і Святому Духові, нині і повсякчас, і на віки віків.</w:t>
       </w:r>
@@ -3768,17 +3918,28 @@
         <w:rPr>
           <w:rFonts w:ascii="Times New Roman" w:hAnsi="Times New Roman"/>
           <w:i/>
-          <w:color w:val="FF4400"/>
-          <w:sz w:val="24"/>
+          <w:color w:val="FF0000"/>
+          <w:sz w:val="24"/>
+          <w:szCs w:val="24"/>
         </w:rPr>
         <w:t>Священик:</w:t>
       </w:r>
       <w:r>
         <w:rPr>
           <w:rFonts w:ascii="Times New Roman" w:hAnsi="Times New Roman"/>
-          <w:sz w:val="24"/>
-        </w:rPr>
-        <w:t xml:space="preserve"> Бо твоя є влада і твоє царство, і сила, і слава, Отця, і Сина, і Святого Духа, нині і повсякчас, і на віки віків.</w:t>
+          <w:color w:val="FF0000"/>
+          <w:sz w:val="24"/>
+          <w:szCs w:val="24"/>
+        </w:rPr>
+        <w:t xml:space="preserve"> </w:t>
+      </w:r>
+      <w:r>
+        <w:rPr>
+          <w:rFonts w:ascii="Times New Roman" w:hAnsi="Times New Roman"/>
+          <w:sz w:val="24"/>
+          <w:szCs w:val="24"/>
+        </w:rPr>
+        <w:t>Бо твоя є влада і твоє царство, і сила, і слава, Отця, і Сина, і Святого Духа, нині і повсякчас, і на віки віків.</w:t>
       </w:r>
     </w:p>
     <w:p>
@@ -6198,17 +6359,28 @@
         <w:rPr>
           <w:rFonts w:ascii="Times New Roman" w:hAnsi="Times New Roman"/>
           <w:i/>
-          <w:color w:val="FF4400"/>
-          <w:sz w:val="24"/>
+          <w:color w:val="FF0000"/>
+          <w:sz w:val="24"/>
+          <w:szCs w:val="24"/>
         </w:rPr>
         <w:t>Священик:</w:t>
       </w:r>
       <w:r>
         <w:rPr>
           <w:rFonts w:ascii="Times New Roman" w:hAnsi="Times New Roman"/>
-          <w:sz w:val="24"/>
-        </w:rPr>
-        <w:t xml:space="preserve"> Мир всім.</w:t>
+          <w:color w:val="FF0000"/>
+          <w:sz w:val="24"/>
+          <w:szCs w:val="24"/>
+        </w:rPr>
+        <w:t xml:space="preserve"> </w:t>
+      </w:r>
+      <w:r>
+        <w:rPr>
+          <w:rFonts w:ascii="Times New Roman" w:hAnsi="Times New Roman"/>
+          <w:sz w:val="24"/>
+          <w:szCs w:val="24"/>
+        </w:rPr>
+        <w:t>Мир всім.</w:t>
       </w:r>
     </w:p>
     <w:p>
@@ -7925,8 +8097,9 @@
         <w:rPr>
           <w:rFonts w:ascii="Times New Roman" w:hAnsi="Times New Roman"/>
           <w:i/>
-          <w:color w:val="FF4400"/>
-          <w:sz w:val="24"/>
+          <w:color w:val="FF0000"/>
+          <w:sz w:val="24"/>
+          <w:szCs w:val="24"/>
         </w:rPr>
         <w:t>Священик:</w:t>
       </w:r>
@@ -7934,6 +8107,7 @@
         <w:rPr>
           <w:rFonts w:ascii="Times New Roman" w:hAnsi="Times New Roman"/>
           <w:sz w:val="24"/>
+          <w:szCs w:val="24"/>
         </w:rPr>
         <w:t xml:space="preserve"> Бо милостивий і чоловіколюбець Бог єси, і тобі славу возсилаємо: Отцю, і Сину, і Святому Духові, нині і повсякчас, і на віки віків.</w:t>
       </w:r>
@@ -8903,17 +9077,82 @@
         <w:rPr>
           <w:rFonts w:ascii="Times New Roman" w:hAnsi="Times New Roman"/>
           <w:i/>
-          <w:color w:val="FF4400"/>
-          <w:sz w:val="24"/>
+          <w:color w:val="FF0000"/>
+          <w:sz w:val="24"/>
+          <w:szCs w:val="24"/>
         </w:rPr>
         <w:t>Священик:</w:t>
       </w:r>
       <w:r>
         <w:rPr>
           <w:rFonts w:ascii="Times New Roman" w:hAnsi="Times New Roman"/>
-          <w:sz w:val="24"/>
-        </w:rPr>
-        <w:t xml:space="preserve"> Бо ти Бог милости, ласк і чоловіколюбности, і тобі славу віддаємо: Отцю, і Сину, і Святому Духові, нині і повсякчас, і на віки віків.</w:t>
+          <w:color w:val="FF0000"/>
+          <w:sz w:val="24"/>
+          <w:szCs w:val="24"/>
+        </w:rPr>
+        <w:t xml:space="preserve"> </w:t>
+      </w:r>
+      <w:r>
+        <w:rPr>
+          <w:rFonts w:ascii="Times New Roman" w:hAnsi="Times New Roman"/>
+          <w:sz w:val="24"/>
+          <w:szCs w:val="24"/>
+        </w:rPr>
+        <w:t xml:space="preserve">Бо ти Бог </w:t>
+      </w:r>
+      <w:proofErr w:type="spellStart"/>
+      <w:r>
+        <w:rPr>
+          <w:rFonts w:ascii="Times New Roman" w:hAnsi="Times New Roman"/>
+          <w:sz w:val="24"/>
+          <w:szCs w:val="24"/>
+        </w:rPr>
+        <w:t>милости</w:t>
+      </w:r>
+      <w:proofErr w:type="spellEnd"/>
+      <w:r>
+        <w:rPr>
+          <w:rFonts w:ascii="Times New Roman" w:hAnsi="Times New Roman"/>
+          <w:sz w:val="24"/>
+          <w:szCs w:val="24"/>
+        </w:rPr>
+        <w:t xml:space="preserve">, </w:t>
+      </w:r>
+      <w:proofErr w:type="spellStart"/>
+      <w:r>
+        <w:rPr>
+          <w:rFonts w:ascii="Times New Roman" w:hAnsi="Times New Roman"/>
+          <w:sz w:val="24"/>
+          <w:szCs w:val="24"/>
+        </w:rPr>
+        <w:t>ласк</w:t>
+      </w:r>
+      <w:proofErr w:type="spellEnd"/>
+      <w:r>
+        <w:rPr>
+          <w:rFonts w:ascii="Times New Roman" w:hAnsi="Times New Roman"/>
+          <w:sz w:val="24"/>
+          <w:szCs w:val="24"/>
+        </w:rPr>
+        <w:t xml:space="preserve"> і </w:t>
+      </w:r>
+      <w:proofErr w:type="spellStart"/>
+      <w:r>
+        <w:rPr>
+          <w:rFonts w:ascii="Times New Roman" w:hAnsi="Times New Roman"/>
+          <w:sz w:val="24"/>
+          <w:szCs w:val="24"/>
+        </w:rPr>
+        <w:t>чоловіколюбности</w:t>
+      </w:r>
+      <w:proofErr w:type="spellEnd"/>
+      <w:r>
+        <w:rPr>
+          <w:rFonts w:ascii="Times New Roman" w:hAnsi="Times New Roman"/>
+          <w:sz w:val="24"/>
+          <w:szCs w:val="24"/>
+        </w:rPr>
+        <w:t>, і тобі славу віддаємо: Отцю, і Сину, і Святому Духові, нині і повсякчас, і на віки віків.</w:t>
       </w:r>
     </w:p>
     <w:p>
@@ -8968,17 +9207,28 @@
         <w:rPr>
           <w:rFonts w:ascii="Times New Roman" w:hAnsi="Times New Roman"/>
           <w:i/>
-          <w:color w:val="FF4400"/>
-          <w:sz w:val="24"/>
+          <w:color w:val="FF0000"/>
+          <w:sz w:val="24"/>
+          <w:szCs w:val="24"/>
         </w:rPr>
         <w:t>Священик:</w:t>
       </w:r>
       <w:r>
         <w:rPr>
           <w:rFonts w:ascii="Times New Roman" w:hAnsi="Times New Roman"/>
-          <w:sz w:val="24"/>
-        </w:rPr>
-        <w:t xml:space="preserve"> Мир всім.</w:t>
+          <w:color w:val="FF0000"/>
+          <w:sz w:val="24"/>
+          <w:szCs w:val="24"/>
+        </w:rPr>
+        <w:t xml:space="preserve"> </w:t>
+      </w:r>
+      <w:r>
+        <w:rPr>
+          <w:rFonts w:ascii="Times New Roman" w:hAnsi="Times New Roman"/>
+          <w:sz w:val="24"/>
+          <w:szCs w:val="24"/>
+        </w:rPr>
+        <w:t>Мир всім.</w:t>
       </w:r>
     </w:p>
     <w:p>
@@ -9119,17 +9369,28 @@
         <w:rPr>
           <w:rFonts w:ascii="Times New Roman" w:hAnsi="Times New Roman"/>
           <w:i/>
-          <w:color w:val="FF4400"/>
-          <w:sz w:val="24"/>
+          <w:color w:val="FF0000"/>
+          <w:sz w:val="24"/>
+          <w:szCs w:val="24"/>
         </w:rPr>
         <w:t>Священик:</w:t>
       </w:r>
       <w:r>
         <w:rPr>
           <w:rFonts w:ascii="Times New Roman" w:hAnsi="Times New Roman"/>
-          <w:sz w:val="24"/>
-        </w:rPr>
-        <w:t xml:space="preserve"> Нехай буде влада царства твого благословенна і дуже прославлена: Отця, і Сина, і Святого Духа, нині і повсякчас, і на віки віків.</w:t>
+          <w:color w:val="FF0000"/>
+          <w:sz w:val="24"/>
+          <w:szCs w:val="24"/>
+        </w:rPr>
+        <w:t xml:space="preserve"> </w:t>
+      </w:r>
+      <w:r>
+        <w:rPr>
+          <w:rFonts w:ascii="Times New Roman" w:hAnsi="Times New Roman"/>
+          <w:sz w:val="24"/>
+          <w:szCs w:val="24"/>
+        </w:rPr>
+        <w:t>Нехай буде влада царства твого благословенна і дуже прославлена: Отця, і Сина, і Святого Духа, нині і повсякчас, і на віки віків.</w:t>
       </w:r>
     </w:p>
     <w:p>
@@ -10096,8 +10357,9 @@
         <w:rPr>
           <w:rFonts w:ascii="Times New Roman" w:hAnsi="Times New Roman"/>
           <w:i/>
-          <w:color w:val="FF4400"/>
-          <w:sz w:val="24"/>
+          <w:color w:val="FF0000"/>
+          <w:sz w:val="24"/>
+          <w:szCs w:val="24"/>
         </w:rPr>
         <w:t>Священик:</w:t>
       </w:r>
@@ -10105,6 +10367,7 @@
         <w:rPr>
           <w:rFonts w:ascii="Times New Roman" w:hAnsi="Times New Roman"/>
           <w:sz w:val="24"/>
+          <w:szCs w:val="24"/>
         </w:rPr>
         <w:t xml:space="preserve"> Бо твоє є царство, і сила, і слава, Отця, і Сина, і Святого Духа, нині і повсякчас, і на віки віків.</w:t>
       </w:r>
@@ -10513,17 +10776,28 @@
         <w:rPr>
           <w:rFonts w:ascii="Times New Roman" w:hAnsi="Times New Roman"/>
           <w:i/>
-          <w:color w:val="FF4400"/>
-          <w:sz w:val="24"/>
+          <w:color w:val="FF0000"/>
+          <w:sz w:val="24"/>
+          <w:szCs w:val="24"/>
         </w:rPr>
         <w:t>Священик:</w:t>
       </w:r>
       <w:r>
         <w:rPr>
           <w:rFonts w:ascii="Times New Roman" w:hAnsi="Times New Roman"/>
-          <w:sz w:val="24"/>
-        </w:rPr>
-        <w:t xml:space="preserve"> Благословенний Христос, Бог наш, завжди, нині і повсякчас, і на віки віків.</w:t>
+          <w:color w:val="FF0000"/>
+          <w:sz w:val="24"/>
+          <w:szCs w:val="24"/>
+        </w:rPr>
+        <w:t xml:space="preserve"> </w:t>
+      </w:r>
+      <w:r>
+        <w:rPr>
+          <w:rFonts w:ascii="Times New Roman" w:hAnsi="Times New Roman"/>
+          <w:sz w:val="24"/>
+          <w:szCs w:val="24"/>
+        </w:rPr>
+        <w:t>Благословенний Христос, Бог наш, завжди, нині і повсякчас, і на віки віків.</w:t>
       </w:r>
     </w:p>
     <w:p>
@@ -10578,17 +10852,28 @@
         <w:rPr>
           <w:rFonts w:ascii="Times New Roman" w:hAnsi="Times New Roman"/>
           <w:i/>
-          <w:color w:val="FF4400"/>
-          <w:sz w:val="24"/>
+          <w:color w:val="FF0000"/>
+          <w:sz w:val="24"/>
+          <w:szCs w:val="24"/>
         </w:rPr>
         <w:t>Священик:</w:t>
       </w:r>
       <w:r>
         <w:rPr>
           <w:rFonts w:ascii="Times New Roman" w:hAnsi="Times New Roman"/>
-          <w:sz w:val="24"/>
-        </w:rPr>
-        <w:t xml:space="preserve"> Пресвята Богородице, спаси нас.</w:t>
+          <w:color w:val="FF0000"/>
+          <w:sz w:val="24"/>
+          <w:szCs w:val="24"/>
+        </w:rPr>
+        <w:t xml:space="preserve"> </w:t>
+      </w:r>
+      <w:r>
+        <w:rPr>
+          <w:rFonts w:ascii="Times New Roman" w:hAnsi="Times New Roman"/>
+          <w:sz w:val="24"/>
+          <w:szCs w:val="24"/>
+        </w:rPr>
+        <w:t>Пресвята Богородице, спаси нас.</w:t>
       </w:r>
     </w:p>
     <w:p>
@@ -10636,17 +10921,28 @@
         <w:rPr>
           <w:rFonts w:ascii="Times New Roman" w:hAnsi="Times New Roman"/>
           <w:i/>
-          <w:color w:val="FF4400"/>
-          <w:sz w:val="24"/>
+          <w:color w:val="FF0000"/>
+          <w:sz w:val="24"/>
+          <w:szCs w:val="24"/>
         </w:rPr>
         <w:t>Священик:</w:t>
       </w:r>
       <w:r>
         <w:rPr>
           <w:rFonts w:ascii="Times New Roman" w:hAnsi="Times New Roman"/>
-          <w:sz w:val="24"/>
-        </w:rPr>
-        <w:t xml:space="preserve"> Слава тобі, Христе Боже, надіє наша, слава тобі!</w:t>
+          <w:color w:val="FF0000"/>
+          <w:sz w:val="24"/>
+          <w:szCs w:val="24"/>
+        </w:rPr>
+        <w:t xml:space="preserve"> </w:t>
+      </w:r>
+      <w:r>
+        <w:rPr>
+          <w:rFonts w:ascii="Times New Roman" w:hAnsi="Times New Roman"/>
+          <w:sz w:val="24"/>
+          <w:szCs w:val="24"/>
+        </w:rPr>
+        <w:t>Слава тобі, Христе Боже, надіє наша, слава тобі!</w:t>
       </w:r>
     </w:p>
     <w:p>
@@ -10700,37 +10996,129 @@
       </w:r>
     </w:p>
     <w:p>
-      <w:r>
-        <w:rPr>
-          <w:rFonts w:ascii="Times New Roman" w:hAnsi="Times New Roman"/>
-          <w:i/>
-          <w:color w:val="FF4400"/>
-          <w:sz w:val="24"/>
+      <w:pPr>
+        <w:spacing w:after="120"/>
+        <w:jc w:val="both"/>
+        <w:rPr>
+          <w:rFonts w:ascii="Times New Roman" w:hAnsi="Times New Roman"/>
+          <w:sz w:val="24"/>
+          <w:szCs w:val="24"/>
+        </w:rPr>
+      </w:pPr>
+      <w:r>
+        <w:rPr>
+          <w:rFonts w:ascii="Times New Roman" w:hAnsi="Times New Roman"/>
+          <w:i/>
+          <w:color w:val="FF0000"/>
+          <w:sz w:val="24"/>
+          <w:szCs w:val="24"/>
         </w:rPr>
         <w:t>Священик:</w:t>
       </w:r>
       <w:r>
         <w:rPr>
           <w:rFonts w:ascii="Times New Roman" w:hAnsi="Times New Roman"/>
-          <w:sz w:val="24"/>
-        </w:rPr>
-        <w:t xml:space="preserve"> Христос, істинний Бог наш - молитвами пречистої Своєї Матері, силою чесного і животвочого хреста, заступництвом святих славних і всехвальних апостолів, святого, </w:t>
-      </w:r>
-      <w:r>
-        <w:rPr>
-          <w:rFonts w:ascii="Times New Roman" w:hAnsi="Times New Roman"/>
-          <w:i/>
-          <w:color w:val="FF4400"/>
-          <w:sz w:val="24"/>
-        </w:rPr>
-        <w:t>якого є храм</w:t>
-      </w:r>
-      <w:r>
-        <w:rPr>
-          <w:rFonts w:ascii="Times New Roman" w:hAnsi="Times New Roman"/>
-          <w:sz w:val="24"/>
-        </w:rPr>
-        <w:t>, преподобного отця нашого Онуфрія Великого, преподобного отця нашого Петра Афонського і всіх святих - помилує і спасе нас як благий і людинолюбний.</w:t>
+          <w:color w:val="FF0000"/>
+          <w:sz w:val="24"/>
+          <w:szCs w:val="24"/>
+        </w:rPr>
+        <w:t xml:space="preserve"> </w:t>
+      </w:r>
+      <w:r>
+        <w:rPr>
+          <w:rFonts w:ascii="Times New Roman" w:hAnsi="Times New Roman"/>
+          <w:sz w:val="24"/>
+          <w:szCs w:val="24"/>
+        </w:rPr>
+        <w:t>Христос, що воскрес із мертвих,</w:t>
+      </w:r>
+      <w:r>
+        <w:rPr>
+          <w:rFonts w:ascii="Times New Roman" w:hAnsi="Times New Roman"/>
+          <w:sz w:val="24"/>
+          <w:szCs w:val="24"/>
+        </w:rPr>
+        <w:t xml:space="preserve"> смертю смерть подолав, і тим, що в гробах життя дарував,</w:t>
+      </w:r>
+      <w:r>
+        <w:rPr>
+          <w:rFonts w:ascii="Times New Roman" w:hAnsi="Times New Roman"/>
+          <w:sz w:val="24"/>
+          <w:szCs w:val="24"/>
+        </w:rPr>
+        <w:t xml:space="preserve"> істинний Бог наш, молитвами пречистої своєї Матері, святих, славних і </w:t>
+      </w:r>
+      <w:proofErr w:type="spellStart"/>
+      <w:r>
+        <w:rPr>
+          <w:rFonts w:ascii="Times New Roman" w:hAnsi="Times New Roman"/>
+          <w:sz w:val="24"/>
+          <w:szCs w:val="24"/>
+        </w:rPr>
+        <w:t>всехвальних</w:t>
+      </w:r>
+      <w:proofErr w:type="spellEnd"/>
+      <w:r>
+        <w:rPr>
+          <w:rFonts w:ascii="Times New Roman" w:hAnsi="Times New Roman"/>
+          <w:sz w:val="24"/>
+          <w:szCs w:val="24"/>
+        </w:rPr>
+        <w:t xml:space="preserve"> апостолів. і святого </w:t>
+      </w:r>
+      <w:r>
+        <w:rPr>
+          <w:rFonts w:ascii="Times New Roman" w:hAnsi="Times New Roman"/>
+          <w:i/>
+          <w:color w:val="FF0000"/>
+          <w:sz w:val="24"/>
+          <w:szCs w:val="24"/>
+        </w:rPr>
+        <w:t>(ім'я, якого є храм)</w:t>
+      </w:r>
+      <w:r>
+        <w:rPr>
+          <w:rFonts w:ascii="Times New Roman" w:hAnsi="Times New Roman"/>
+          <w:sz w:val="24"/>
+          <w:szCs w:val="24"/>
+        </w:rPr>
+        <w:t xml:space="preserve">, і святих рівноапостольних Кирила і Методія, учителів слов’янських, яких світлу пам’ять </w:t>
+      </w:r>
+      <w:proofErr w:type="spellStart"/>
+      <w:r>
+        <w:rPr>
+          <w:rFonts w:ascii="Times New Roman" w:hAnsi="Times New Roman"/>
+          <w:sz w:val="24"/>
+          <w:szCs w:val="24"/>
+        </w:rPr>
+        <w:t>днесь</w:t>
+      </w:r>
+      <w:proofErr w:type="spellEnd"/>
+      <w:r>
+        <w:rPr>
+          <w:rFonts w:ascii="Times New Roman" w:hAnsi="Times New Roman"/>
+          <w:sz w:val="24"/>
+          <w:szCs w:val="24"/>
+        </w:rPr>
+        <w:t xml:space="preserve"> </w:t>
+      </w:r>
+      <w:proofErr w:type="spellStart"/>
+      <w:r>
+        <w:rPr>
+          <w:rFonts w:ascii="Times New Roman" w:hAnsi="Times New Roman"/>
+          <w:sz w:val="24"/>
+          <w:szCs w:val="24"/>
+        </w:rPr>
+        <w:t>торжественно</w:t>
+      </w:r>
+      <w:proofErr w:type="spellEnd"/>
+      <w:r>
+        <w:rPr>
+          <w:rFonts w:ascii="Times New Roman" w:hAnsi="Times New Roman"/>
+          <w:sz w:val="24"/>
+          <w:szCs w:val="24"/>
+        </w:rPr>
+        <w:t xml:space="preserve"> звершуємо і всіх святих, помилує і спасе нас, як благий і чоловіколюбець.</w:t>
       </w:r>
     </w:p>
     <w:p>
@@ -10995,17 +11383,46 @@
         <w:rPr>
           <w:rFonts w:ascii="Times New Roman" w:hAnsi="Times New Roman"/>
           <w:i/>
-          <w:color w:val="FF4400"/>
-          <w:sz w:val="24"/>
-        </w:rPr>
-        <w:t>Священик:</w:t>
-      </w:r>
-      <w:r>
-        <w:rPr>
-          <w:rFonts w:ascii="Times New Roman" w:hAnsi="Times New Roman"/>
-          <w:sz w:val="24"/>
-        </w:rPr>
-        <w:t xml:space="preserve"> Слава святій, одноістотній, животворящій і нероздільній Тройці, завжди, нині і повсякчас, і на віки віків.</w:t>
+          <w:color w:val="FF0000"/>
+          <w:sz w:val="24"/>
+          <w:szCs w:val="24"/>
+        </w:rPr>
+        <w:t>Священик</w:t>
+      </w:r>
+      <w:r>
+        <w:rPr>
+          <w:rFonts w:ascii="Times New Roman" w:hAnsi="Times New Roman"/>
+          <w:color w:val="FF0000"/>
+          <w:sz w:val="24"/>
+          <w:szCs w:val="24"/>
+        </w:rPr>
+        <w:t xml:space="preserve">: </w:t>
+      </w:r>
+      <w:r>
+        <w:rPr>
+          <w:rFonts w:ascii="Times New Roman" w:hAnsi="Times New Roman"/>
+          <w:sz w:val="24"/>
+          <w:szCs w:val="24"/>
+        </w:rPr>
+        <w:t xml:space="preserve">Слава святій, </w:t>
+      </w:r>
+      <w:proofErr w:type="spellStart"/>
+      <w:r>
+        <w:rPr>
+          <w:rFonts w:ascii="Times New Roman" w:hAnsi="Times New Roman"/>
+          <w:sz w:val="24"/>
+          <w:szCs w:val="24"/>
+        </w:rPr>
+        <w:t>одноістотній</w:t>
+      </w:r>
+      <w:proofErr w:type="spellEnd"/>
+      <w:r>
+        <w:rPr>
+          <w:rFonts w:ascii="Times New Roman" w:hAnsi="Times New Roman"/>
+          <w:sz w:val="24"/>
+          <w:szCs w:val="24"/>
+        </w:rPr>
+        <w:t>, животворящій і нероздільній Тройці, завжди, нині і повсякчас, і на віки віків.</w:t>
       </w:r>
     </w:p>
     <w:p>
@@ -15508,8 +15925,9 @@
         <w:rPr>
           <w:rFonts w:ascii="Times New Roman" w:hAnsi="Times New Roman"/>
           <w:i/>
-          <w:color w:val="FF4400"/>
-          <w:sz w:val="24"/>
+          <w:color w:val="FF0000"/>
+          <w:sz w:val="24"/>
+          <w:szCs w:val="24"/>
         </w:rPr>
         <w:t>Священик:</w:t>
       </w:r>
@@ -15517,6 +15935,7 @@
         <w:rPr>
           <w:rFonts w:ascii="Times New Roman" w:hAnsi="Times New Roman"/>
           <w:sz w:val="24"/>
+          <w:szCs w:val="24"/>
         </w:rPr>
         <w:t xml:space="preserve"> Бо тобі належить усяка слава, честь і поклоніння, Отцю, і Сину, і Святому Духові, нині і повсякчас, і на віки віків.</w:t>
       </w:r>
@@ -16482,17 +16901,49 @@
         <w:rPr>
           <w:rFonts w:ascii="Times New Roman" w:hAnsi="Times New Roman"/>
           <w:i/>
-          <w:color w:val="FF4400"/>
-          <w:sz w:val="24"/>
-        </w:rPr>
-        <w:t>Священик:</w:t>
-      </w:r>
-      <w:r>
-        <w:rPr>
-          <w:rFonts w:ascii="Times New Roman" w:hAnsi="Times New Roman"/>
-          <w:sz w:val="24"/>
-        </w:rPr>
-        <w:t xml:space="preserve"> Бо Твоя влада і Твоє єсть царство і сила, і слава Отця, і Сина, і Святого Духа, нині і повсякчас, і на віки віків.</w:t>
+          <w:iCs/>
+          <w:color w:val="FF0000"/>
+          <w:sz w:val="24"/>
+          <w:szCs w:val="24"/>
+        </w:rPr>
+        <w:t>Священик: </w:t>
+      </w:r>
+      <w:r>
+        <w:rPr>
+          <w:rFonts w:ascii="Times New Roman" w:hAnsi="Times New Roman"/>
+          <w:color w:val="000000"/>
+          <w:sz w:val="24"/>
+          <w:szCs w:val="24"/>
+        </w:rPr>
+        <w:t xml:space="preserve">Бо Твоя влада і Твоє </w:t>
+      </w:r>
+      <w:proofErr w:type="spellStart"/>
+      <w:r>
+        <w:rPr>
+          <w:rFonts w:ascii="Times New Roman" w:hAnsi="Times New Roman"/>
+          <w:color w:val="000000"/>
+          <w:sz w:val="24"/>
+          <w:szCs w:val="24"/>
+        </w:rPr>
+        <w:t>єсть</w:t>
+      </w:r>
+      <w:proofErr w:type="spellEnd"/>
+      <w:r>
+        <w:rPr>
+          <w:rFonts w:ascii="Times New Roman" w:hAnsi="Times New Roman"/>
+          <w:color w:val="000000"/>
+          <w:sz w:val="24"/>
+          <w:szCs w:val="24"/>
+        </w:rPr>
+        <w:t xml:space="preserve"> царство і сила, і слава Отця, і Сина, і Святого Духа</w:t>
+      </w:r>
+      <w:r>
+        <w:rPr>
+          <w:rFonts w:ascii="Times New Roman" w:hAnsi="Times New Roman"/>
+          <w:sz w:val="24"/>
+          <w:szCs w:val="24"/>
+        </w:rPr>
+        <w:t>, нині і повсякчас, і на віки віків.</w:t>
       </w:r>
     </w:p>
     <w:p>
@@ -17107,17 +17558,29 @@
         <w:rPr>
           <w:rFonts w:ascii="Times New Roman" w:hAnsi="Times New Roman"/>
           <w:i/>
-          <w:color w:val="FF4400"/>
-          <w:sz w:val="24"/>
-        </w:rPr>
-        <w:t>Священик:</w:t>
-      </w:r>
-      <w:r>
-        <w:rPr>
-          <w:rFonts w:ascii="Times New Roman" w:hAnsi="Times New Roman"/>
-          <w:sz w:val="24"/>
-        </w:rPr>
-        <w:t xml:space="preserve"> Бо Ти благий і Чоловіколюбець Бог єси і Тобі славу возсилаємо Отцю, і Сину, і Святому Духові, нині і повсякчас, і на віки віків.</w:t>
+          <w:iCs/>
+          <w:color w:val="FF0000"/>
+          <w:sz w:val="24"/>
+          <w:szCs w:val="24"/>
+        </w:rPr>
+        <w:t>Священик: </w:t>
+      </w:r>
+      <w:r>
+        <w:rPr>
+          <w:rFonts w:ascii="Times New Roman" w:hAnsi="Times New Roman"/>
+          <w:color w:val="000000"/>
+          <w:sz w:val="24"/>
+          <w:szCs w:val="24"/>
+        </w:rPr>
+        <w:t>Бо Ти благий і Чоловіколюбець Бог єси і Тобі славу возсилаємо Отцю, і Сину, і Святому Духові</w:t>
+      </w:r>
+      <w:r>
+        <w:rPr>
+          <w:rFonts w:ascii="Times New Roman" w:hAnsi="Times New Roman"/>
+          <w:sz w:val="24"/>
+          <w:szCs w:val="24"/>
+        </w:rPr>
+        <w:t>, нині і повсякчас, і на віки віків.</w:t>
       </w:r>
     </w:p>
     <w:p>
@@ -18553,17 +19016,29 @@
         <w:rPr>
           <w:rFonts w:ascii="Times New Roman" w:hAnsi="Times New Roman"/>
           <w:i/>
-          <w:color w:val="FF4400"/>
-          <w:sz w:val="24"/>
-        </w:rPr>
-        <w:t>Священик:</w:t>
-      </w:r>
-      <w:r>
-        <w:rPr>
-          <w:rFonts w:ascii="Times New Roman" w:hAnsi="Times New Roman"/>
-          <w:sz w:val="24"/>
-        </w:rPr>
-        <w:t xml:space="preserve"> Бо благословилося і прославилося ім’я Твоє Отця, і Сина, і Святого Духа, нині і повсякчас, і на віки віків.</w:t>
+          <w:iCs/>
+          <w:color w:val="FF0000"/>
+          <w:sz w:val="24"/>
+          <w:szCs w:val="24"/>
+        </w:rPr>
+        <w:t>Священик: </w:t>
+      </w:r>
+      <w:r>
+        <w:rPr>
+          <w:rFonts w:ascii="Times New Roman" w:hAnsi="Times New Roman"/>
+          <w:color w:val="000000"/>
+          <w:sz w:val="24"/>
+          <w:szCs w:val="24"/>
+        </w:rPr>
+        <w:t>Бо благословилося і прославилося ім’я Твоє Отця, і Сина, і Святого Духа</w:t>
+      </w:r>
+      <w:r>
+        <w:rPr>
+          <w:rFonts w:ascii="Times New Roman" w:hAnsi="Times New Roman"/>
+          <w:sz w:val="24"/>
+          <w:szCs w:val="24"/>
+        </w:rPr>
+        <w:t>, нині і повсякчас, і на віки віків.</w:t>
       </w:r>
     </w:p>
     <w:p>
@@ -19010,8 +19485,9 @@
         <w:rPr>
           <w:rFonts w:ascii="Times New Roman" w:hAnsi="Times New Roman"/>
           <w:i/>
-          <w:color w:val="FF4400"/>
-          <w:sz w:val="24"/>
+          <w:color w:val="FF0000"/>
+          <w:sz w:val="24"/>
+          <w:szCs w:val="24"/>
         </w:rPr>
         <w:t>Священик:</w:t>
       </w:r>
@@ -19019,6 +19495,7 @@
         <w:rPr>
           <w:rFonts w:ascii="Times New Roman" w:hAnsi="Times New Roman"/>
           <w:sz w:val="24"/>
+          <w:szCs w:val="24"/>
         </w:rPr>
         <w:t xml:space="preserve"> Мир всім.</w:t>
       </w:r>
@@ -19323,8 +19800,9 @@
         <w:rPr>
           <w:rFonts w:ascii="Times New Roman" w:hAnsi="Times New Roman"/>
           <w:i/>
-          <w:color w:val="FF4400"/>
-          <w:sz w:val="24"/>
+          <w:color w:val="FF0000"/>
+          <w:sz w:val="24"/>
+          <w:szCs w:val="24"/>
         </w:rPr>
         <w:t>Священик:</w:t>
       </w:r>
@@ -19332,6 +19810,7 @@
         <w:rPr>
           <w:rFonts w:ascii="Times New Roman" w:hAnsi="Times New Roman"/>
           <w:sz w:val="24"/>
+          <w:szCs w:val="24"/>
         </w:rPr>
         <w:t xml:space="preserve"> Бо ти святий єси, Боже наш, і в святині перебуваєш, і ми тобі славу віддаємо: Отцю, і Сину, і Святому Духові, нині і повсякчас, і на віки віків.</w:t>
       </w:r>
@@ -19658,17 +20137,28 @@
         <w:rPr>
           <w:rFonts w:ascii="Times New Roman" w:hAnsi="Times New Roman"/>
           <w:i/>
-          <w:color w:val="FF4400"/>
-          <w:sz w:val="24"/>
+          <w:color w:val="FF0000"/>
+          <w:sz w:val="24"/>
+          <w:szCs w:val="24"/>
         </w:rPr>
         <w:t>Священик:</w:t>
       </w:r>
       <w:r>
         <w:rPr>
           <w:rFonts w:ascii="Times New Roman" w:hAnsi="Times New Roman"/>
-          <w:sz w:val="24"/>
-        </w:rPr>
-        <w:t xml:space="preserve"> Мир всім!</w:t>
+          <w:color w:val="FF0000"/>
+          <w:sz w:val="24"/>
+          <w:szCs w:val="24"/>
+        </w:rPr>
+        <w:t xml:space="preserve"> </w:t>
+      </w:r>
+      <w:r>
+        <w:rPr>
+          <w:rFonts w:ascii="Times New Roman" w:hAnsi="Times New Roman"/>
+          <w:sz w:val="24"/>
+          <w:szCs w:val="24"/>
+        </w:rPr>
+        <w:t>Мир всім!</w:t>
       </w:r>
     </w:p>
     <w:p>
@@ -19714,17 +20204,45 @@
         <w:rPr>
           <w:rFonts w:ascii="Times New Roman" w:hAnsi="Times New Roman"/>
           <w:i/>
-          <w:color w:val="FF4400"/>
-          <w:sz w:val="24"/>
+          <w:color w:val="FF0000"/>
+          <w:sz w:val="24"/>
+          <w:szCs w:val="24"/>
         </w:rPr>
         <w:t>Священик:</w:t>
       </w:r>
       <w:r>
         <w:rPr>
           <w:rFonts w:ascii="Times New Roman" w:hAnsi="Times New Roman"/>
-          <w:sz w:val="24"/>
-        </w:rPr>
-        <w:t xml:space="preserve"> Від Йоана святого Євангелія читання.</w:t>
+          <w:color w:val="FF0000"/>
+          <w:sz w:val="24"/>
+          <w:szCs w:val="24"/>
+        </w:rPr>
+        <w:t xml:space="preserve"> </w:t>
+      </w:r>
+      <w:r>
+        <w:rPr>
+          <w:rFonts w:ascii="Times New Roman" w:hAnsi="Times New Roman"/>
+          <w:sz w:val="24"/>
+          <w:szCs w:val="24"/>
+        </w:rPr>
+        <w:t xml:space="preserve">Від </w:t>
+      </w:r>
+      <w:r>
+        <w:rPr>
+          <w:rFonts w:ascii="Times New Roman" w:hAnsi="Times New Roman"/>
+          <w:i/>
+          <w:sz w:val="24"/>
+          <w:szCs w:val="24"/>
+        </w:rPr>
+        <w:t>Йоана</w:t>
+      </w:r>
+      <w:r>
+        <w:rPr>
+          <w:rFonts w:ascii="Times New Roman" w:hAnsi="Times New Roman"/>
+          <w:sz w:val="24"/>
+          <w:szCs w:val="24"/>
+        </w:rPr>
+        <w:t xml:space="preserve"> святого Євангелія читання.</w:t>
       </w:r>
     </w:p>
     <w:p>
@@ -22585,17 +23103,46 @@
         <w:rPr>
           <w:rFonts w:ascii="Times New Roman" w:hAnsi="Times New Roman"/>
           <w:i/>
-          <w:color w:val="FF4400"/>
-          <w:sz w:val="24"/>
+          <w:color w:val="FF0000"/>
+          <w:sz w:val="24"/>
+          <w:szCs w:val="24"/>
         </w:rPr>
         <w:t>Священик:</w:t>
       </w:r>
       <w:r>
         <w:rPr>
           <w:rFonts w:ascii="Times New Roman" w:hAnsi="Times New Roman"/>
-          <w:sz w:val="24"/>
-        </w:rPr>
-        <w:t xml:space="preserve"> Благодаттю і щедротами і чоловіколюб'ям єдинородного Сина твого, з яким ти благословенний єси, з пресвятим і благим і животворящим твоїм Духом, нині і повсякчас, і на віки віків.</w:t>
+          <w:color w:val="FF0000"/>
+          <w:sz w:val="24"/>
+          <w:szCs w:val="24"/>
+        </w:rPr>
+        <w:t xml:space="preserve"> </w:t>
+      </w:r>
+      <w:r>
+        <w:rPr>
+          <w:rFonts w:ascii="Times New Roman" w:hAnsi="Times New Roman"/>
+          <w:sz w:val="24"/>
+          <w:szCs w:val="24"/>
+        </w:rPr>
+        <w:t xml:space="preserve">Благодаттю і щедротами і </w:t>
+      </w:r>
+      <w:proofErr w:type="spellStart"/>
+      <w:r>
+        <w:rPr>
+          <w:rFonts w:ascii="Times New Roman" w:hAnsi="Times New Roman"/>
+          <w:sz w:val="24"/>
+          <w:szCs w:val="24"/>
+        </w:rPr>
+        <w:t>чоловіколюб'ям</w:t>
+      </w:r>
+      <w:proofErr w:type="spellEnd"/>
+      <w:r>
+        <w:rPr>
+          <w:rFonts w:ascii="Times New Roman" w:hAnsi="Times New Roman"/>
+          <w:sz w:val="24"/>
+          <w:szCs w:val="24"/>
+        </w:rPr>
+        <w:t xml:space="preserve"> єдинородного Сина твого, з яким ти благословенний єси, з пресвятим і благим і животворящим твоїм Духом, нині і повсякчас, і на віки віків.</w:t>
       </w:r>
     </w:p>
     <w:p>
@@ -23676,17 +24223,29 @@
         <w:rPr>
           <w:rFonts w:ascii="Times New Roman" w:hAnsi="Times New Roman"/>
           <w:i/>
-          <w:color w:val="FF4400"/>
-          <w:sz w:val="24"/>
-        </w:rPr>
-        <w:t>Священик:</w:t>
-      </w:r>
-      <w:r>
-        <w:rPr>
-          <w:rFonts w:ascii="Times New Roman" w:hAnsi="Times New Roman"/>
-          <w:sz w:val="24"/>
-        </w:rPr>
-        <w:t xml:space="preserve"> Бо Ти Бог наш і Тобі славу возсилаємо: Отцю, і Сину, і Святому Духові, нині і повсякчас, і на віки віків.</w:t>
+          <w:iCs/>
+          <w:color w:val="FF0000"/>
+          <w:sz w:val="24"/>
+          <w:szCs w:val="24"/>
+        </w:rPr>
+        <w:t>Священик: </w:t>
+      </w:r>
+      <w:r>
+        <w:rPr>
+          <w:rFonts w:ascii="Times New Roman" w:hAnsi="Times New Roman"/>
+          <w:color w:val="000000"/>
+          <w:sz w:val="24"/>
+          <w:szCs w:val="24"/>
+        </w:rPr>
+        <w:t>Бо Ти Бог наш і Тобі славу возсилаємо: Отцю, і Сину, і Святому Духові</w:t>
+      </w:r>
+      <w:r>
+        <w:rPr>
+          <w:rFonts w:ascii="Times New Roman" w:hAnsi="Times New Roman"/>
+          <w:sz w:val="24"/>
+          <w:szCs w:val="24"/>
+        </w:rPr>
+        <w:t>, нині і повсякчас, і на віки віків.</w:t>
       </w:r>
     </w:p>
     <w:p>
@@ -25227,17 +25786,29 @@
         <w:rPr>
           <w:rFonts w:ascii="Times New Roman" w:hAnsi="Times New Roman"/>
           <w:i/>
-          <w:color w:val="FF4400"/>
-          <w:sz w:val="24"/>
-        </w:rPr>
-        <w:t>Священик:</w:t>
-      </w:r>
-      <w:r>
-        <w:rPr>
-          <w:rFonts w:ascii="Times New Roman" w:hAnsi="Times New Roman"/>
-          <w:sz w:val="24"/>
-        </w:rPr>
-        <w:t xml:space="preserve"> Бо Ти цар миру і Спас душ наших і Тобі славу возсилаємо: Отцю, і Сину, і Святому Духові, нині і повсякчас, і на віки віків.</w:t>
+          <w:iCs/>
+          <w:color w:val="FF0000"/>
+          <w:sz w:val="24"/>
+          <w:szCs w:val="24"/>
+        </w:rPr>
+        <w:t>Священик: </w:t>
+      </w:r>
+      <w:r>
+        <w:rPr>
+          <w:rFonts w:ascii="Times New Roman" w:hAnsi="Times New Roman"/>
+          <w:color w:val="000000"/>
+          <w:sz w:val="24"/>
+          <w:szCs w:val="24"/>
+        </w:rPr>
+        <w:t>Бо Ти цар миру і Спас душ наших і Тобі славу возсилаємо: Отцю, і Сину, і Святому Духові</w:t>
+      </w:r>
+      <w:r>
+        <w:rPr>
+          <w:rFonts w:ascii="Times New Roman" w:hAnsi="Times New Roman"/>
+          <w:sz w:val="24"/>
+          <w:szCs w:val="24"/>
+        </w:rPr>
+        <w:t>, нині і повсякчас, і на віки віків.</w:t>
       </w:r>
     </w:p>
     <w:p>
@@ -27079,17 +27650,29 @@
         <w:rPr>
           <w:rFonts w:ascii="Times New Roman" w:hAnsi="Times New Roman"/>
           <w:i/>
-          <w:color w:val="FF4400"/>
-          <w:sz w:val="24"/>
-        </w:rPr>
-        <w:t>Священик:</w:t>
-      </w:r>
-      <w:r>
-        <w:rPr>
-          <w:rFonts w:ascii="Times New Roman" w:hAnsi="Times New Roman"/>
-          <w:sz w:val="24"/>
-        </w:rPr>
-        <w:t xml:space="preserve"> Бо Тебе хвалять усі сили небесні і Тобі славу возсилаємо: Отцю, і Сину, і Святому Духові, нині і повсякчас, і на віки віків.</w:t>
+          <w:iCs/>
+          <w:color w:val="FF0000"/>
+          <w:sz w:val="24"/>
+          <w:szCs w:val="24"/>
+        </w:rPr>
+        <w:t>Священик: </w:t>
+      </w:r>
+      <w:r>
+        <w:rPr>
+          <w:rFonts w:ascii="Times New Roman" w:hAnsi="Times New Roman"/>
+          <w:color w:val="000000"/>
+          <w:sz w:val="24"/>
+          <w:szCs w:val="24"/>
+        </w:rPr>
+        <w:t>Бо Тебе хвалять усі сили небесні і Тобі славу возсилаємо: Отцю, і Сину, і Святому Духові</w:t>
+      </w:r>
+      <w:r>
+        <w:rPr>
+          <w:rFonts w:ascii="Times New Roman" w:hAnsi="Times New Roman"/>
+          <w:sz w:val="24"/>
+          <w:szCs w:val="24"/>
+        </w:rPr>
+        <w:t>, нині і повсякчас, і на віки віків.</w:t>
       </w:r>
     </w:p>
     <w:p>
@@ -29585,15 +30168,18 @@
         <w:rPr>
           <w:rFonts w:ascii="Times New Roman" w:hAnsi="Times New Roman"/>
           <w:i/>
-          <w:color w:val="FF4400"/>
-          <w:sz w:val="24"/>
+          <w:color w:val="FF0000"/>
+          <w:sz w:val="24"/>
+          <w:szCs w:val="24"/>
         </w:rPr>
         <w:t>Священик:</w:t>
       </w:r>
       <w:r>
         <w:rPr>
           <w:rFonts w:ascii="Times New Roman" w:hAnsi="Times New Roman"/>
-          <w:sz w:val="24"/>
+          <w:color w:val="000000"/>
+          <w:sz w:val="24"/>
+          <w:szCs w:val="24"/>
         </w:rPr>
         <w:t xml:space="preserve"> Слава Тобі, що Світло нам показав! </w:t>
       </w:r>
@@ -30864,8 +31450,9 @@
         <w:rPr>
           <w:rFonts w:ascii="Times New Roman" w:hAnsi="Times New Roman"/>
           <w:i/>
-          <w:color w:val="FF4400"/>
-          <w:sz w:val="24"/>
+          <w:color w:val="FF0000"/>
+          <w:sz w:val="24"/>
+          <w:szCs w:val="24"/>
         </w:rPr>
         <w:t>Священик:</w:t>
       </w:r>
@@ -30873,6 +31460,7 @@
         <w:rPr>
           <w:rFonts w:ascii="Times New Roman" w:hAnsi="Times New Roman"/>
           <w:sz w:val="24"/>
+          <w:szCs w:val="24"/>
         </w:rPr>
         <w:t xml:space="preserve"> Бо милостивий і чоловіколюбець Бог єси, і тобі славу возсилаємо, Отцю, і Сину, і Святому Духові, нині і повсякчас, і на віки віків.</w:t>
       </w:r>
@@ -31585,17 +32173,82 @@
         <w:rPr>
           <w:rFonts w:ascii="Times New Roman" w:hAnsi="Times New Roman"/>
           <w:i/>
-          <w:color w:val="FF4400"/>
-          <w:sz w:val="24"/>
+          <w:color w:val="FF0000"/>
+          <w:sz w:val="24"/>
+          <w:szCs w:val="24"/>
         </w:rPr>
         <w:t>Священик:</w:t>
       </w:r>
       <w:r>
         <w:rPr>
           <w:rFonts w:ascii="Times New Roman" w:hAnsi="Times New Roman"/>
-          <w:sz w:val="24"/>
-        </w:rPr>
-        <w:t xml:space="preserve"> Бо ти Бог милости, ласк і чоловіколюбности, і тобі славу віддаємо: Отцю, і Сину, і Святому Духові, нині і повсякчас, і на віки віків.</w:t>
+          <w:color w:val="FF0000"/>
+          <w:sz w:val="24"/>
+          <w:szCs w:val="24"/>
+        </w:rPr>
+        <w:t xml:space="preserve"> </w:t>
+      </w:r>
+      <w:r>
+        <w:rPr>
+          <w:rFonts w:ascii="Times New Roman" w:hAnsi="Times New Roman"/>
+          <w:sz w:val="24"/>
+          <w:szCs w:val="24"/>
+        </w:rPr>
+        <w:t xml:space="preserve">Бо ти Бог </w:t>
+      </w:r>
+      <w:proofErr w:type="spellStart"/>
+      <w:r>
+        <w:rPr>
+          <w:rFonts w:ascii="Times New Roman" w:hAnsi="Times New Roman"/>
+          <w:sz w:val="24"/>
+          <w:szCs w:val="24"/>
+        </w:rPr>
+        <w:t>милости</w:t>
+      </w:r>
+      <w:proofErr w:type="spellEnd"/>
+      <w:r>
+        <w:rPr>
+          <w:rFonts w:ascii="Times New Roman" w:hAnsi="Times New Roman"/>
+          <w:sz w:val="24"/>
+          <w:szCs w:val="24"/>
+        </w:rPr>
+        <w:t xml:space="preserve">, </w:t>
+      </w:r>
+      <w:proofErr w:type="spellStart"/>
+      <w:r>
+        <w:rPr>
+          <w:rFonts w:ascii="Times New Roman" w:hAnsi="Times New Roman"/>
+          <w:sz w:val="24"/>
+          <w:szCs w:val="24"/>
+        </w:rPr>
+        <w:t>ласк</w:t>
+      </w:r>
+      <w:proofErr w:type="spellEnd"/>
+      <w:r>
+        <w:rPr>
+          <w:rFonts w:ascii="Times New Roman" w:hAnsi="Times New Roman"/>
+          <w:sz w:val="24"/>
+          <w:szCs w:val="24"/>
+        </w:rPr>
+        <w:t xml:space="preserve"> і </w:t>
+      </w:r>
+      <w:proofErr w:type="spellStart"/>
+      <w:r>
+        <w:rPr>
+          <w:rFonts w:ascii="Times New Roman" w:hAnsi="Times New Roman"/>
+          <w:sz w:val="24"/>
+          <w:szCs w:val="24"/>
+        </w:rPr>
+        <w:t>чоловіколюбности</w:t>
+      </w:r>
+      <w:proofErr w:type="spellEnd"/>
+      <w:r>
+        <w:rPr>
+          <w:rFonts w:ascii="Times New Roman" w:hAnsi="Times New Roman"/>
+          <w:sz w:val="24"/>
+          <w:szCs w:val="24"/>
+        </w:rPr>
+        <w:t>, і тобі славу віддаємо: Отцю, і Сину, і Святому Духові, нині і повсякчас, і на віки віків.</w:t>
       </w:r>
     </w:p>
     <w:bookmarkEnd w:id="2"/>
@@ -31651,15 +32304,18 @@
         <w:rPr>
           <w:rFonts w:ascii="Times New Roman" w:hAnsi="Times New Roman"/>
           <w:i/>
-          <w:color w:val="FF4400"/>
-          <w:sz w:val="24"/>
-        </w:rPr>
+          <w:color w:val="FF0000"/>
+          <w:sz w:val="24"/>
+          <w:szCs w:val="24"/>
+        </w:rPr>
+        <w:lastRenderedPageBreak/>
         <w:t>Священик:</w:t>
       </w:r>
       <w:r>
         <w:rPr>
           <w:rFonts w:ascii="Times New Roman" w:hAnsi="Times New Roman"/>
           <w:sz w:val="24"/>
+          <w:szCs w:val="24"/>
         </w:rPr>
         <w:t xml:space="preserve"> Мир всім.</w:t>
       </w:r>
@@ -31972,17 +32628,28 @@
         <w:rPr>
           <w:rFonts w:ascii="Times New Roman" w:hAnsi="Times New Roman"/>
           <w:i/>
-          <w:color w:val="FF4400"/>
-          <w:sz w:val="24"/>
+          <w:color w:val="FF0000"/>
+          <w:sz w:val="24"/>
+          <w:szCs w:val="24"/>
         </w:rPr>
         <w:t>Священик:</w:t>
       </w:r>
       <w:r>
         <w:rPr>
           <w:rFonts w:ascii="Times New Roman" w:hAnsi="Times New Roman"/>
-          <w:sz w:val="24"/>
-        </w:rPr>
-        <w:t xml:space="preserve"> Благословенний Христос, Бог наш, завжди, нині і повсякчас, і на віки віків.</w:t>
+          <w:color w:val="FF0000"/>
+          <w:sz w:val="24"/>
+          <w:szCs w:val="24"/>
+        </w:rPr>
+        <w:t xml:space="preserve"> </w:t>
+      </w:r>
+      <w:r>
+        <w:rPr>
+          <w:rFonts w:ascii="Times New Roman" w:hAnsi="Times New Roman"/>
+          <w:sz w:val="24"/>
+          <w:szCs w:val="24"/>
+        </w:rPr>
+        <w:t>Благословенний Христос, Бог наш, завжди, нині і повсякчас, і на віки віків.</w:t>
       </w:r>
     </w:p>
     <w:p>
@@ -32037,8 +32704,9 @@
         <w:rPr>
           <w:rFonts w:ascii="Times New Roman" w:hAnsi="Times New Roman"/>
           <w:i/>
-          <w:color w:val="FF4400"/>
-          <w:sz w:val="24"/>
+          <w:color w:val="FF0000"/>
+          <w:sz w:val="24"/>
+          <w:szCs w:val="24"/>
         </w:rPr>
         <w:t>Священик:</w:t>
       </w:r>
@@ -32046,6 +32714,7 @@
         <w:rPr>
           <w:rFonts w:ascii="Times New Roman" w:hAnsi="Times New Roman"/>
           <w:sz w:val="24"/>
+          <w:szCs w:val="24"/>
         </w:rPr>
         <w:t xml:space="preserve"> Пресвята Богородице, спаси нас.</w:t>
       </w:r>
@@ -32095,17 +32764,28 @@
         <w:rPr>
           <w:rFonts w:ascii="Times New Roman" w:hAnsi="Times New Roman"/>
           <w:i/>
-          <w:color w:val="FF4400"/>
-          <w:sz w:val="24"/>
+          <w:color w:val="FF0000"/>
+          <w:sz w:val="24"/>
+          <w:szCs w:val="24"/>
         </w:rPr>
         <w:t>Священик:</w:t>
       </w:r>
       <w:r>
         <w:rPr>
           <w:rFonts w:ascii="Times New Roman" w:hAnsi="Times New Roman"/>
-          <w:sz w:val="24"/>
-        </w:rPr>
-        <w:t xml:space="preserve"> Слава тобі, Христе Боже, надіє наша, слава тобі!</w:t>
+          <w:color w:val="FF0000"/>
+          <w:sz w:val="24"/>
+          <w:szCs w:val="24"/>
+        </w:rPr>
+        <w:t xml:space="preserve"> </w:t>
+      </w:r>
+      <w:r>
+        <w:rPr>
+          <w:rFonts w:ascii="Times New Roman" w:hAnsi="Times New Roman"/>
+          <w:sz w:val="24"/>
+          <w:szCs w:val="24"/>
+        </w:rPr>
+        <w:t>Слава тобі, Христе Боже, надіє наша, слава тобі!</w:t>
       </w:r>
     </w:p>
     <w:p>
@@ -32159,37 +32839,113 @@
       </w:r>
     </w:p>
     <w:p>
-      <w:r>
-        <w:rPr>
-          <w:rFonts w:ascii="Times New Roman" w:hAnsi="Times New Roman"/>
-          <w:i/>
-          <w:color w:val="FF4400"/>
-          <w:sz w:val="24"/>
+      <w:pPr>
+        <w:spacing w:after="120"/>
+        <w:jc w:val="both"/>
+        <w:rPr>
+          <w:rFonts w:ascii="Times New Roman" w:hAnsi="Times New Roman"/>
+          <w:sz w:val="24"/>
+          <w:szCs w:val="24"/>
+        </w:rPr>
+      </w:pPr>
+      <w:r>
+        <w:rPr>
+          <w:rFonts w:ascii="Times New Roman" w:hAnsi="Times New Roman"/>
+          <w:i/>
+          <w:color w:val="FF0000"/>
+          <w:sz w:val="24"/>
+          <w:szCs w:val="24"/>
         </w:rPr>
         <w:t>Священик:</w:t>
       </w:r>
       <w:r>
         <w:rPr>
           <w:rFonts w:ascii="Times New Roman" w:hAnsi="Times New Roman"/>
-          <w:sz w:val="24"/>
-        </w:rPr>
-        <w:t xml:space="preserve"> Христос, істинний Бог наш - молитвами пречистої Своєї Матері, силою чесного і животвочого хреста, заступництвом святих славних і всехвальних апостолів, святого, </w:t>
-      </w:r>
-      <w:r>
-        <w:rPr>
-          <w:rFonts w:ascii="Times New Roman" w:hAnsi="Times New Roman"/>
-          <w:i/>
-          <w:color w:val="FF4400"/>
-          <w:sz w:val="24"/>
-        </w:rPr>
-        <w:t>якого є храм</w:t>
-      </w:r>
-      <w:r>
-        <w:rPr>
-          <w:rFonts w:ascii="Times New Roman" w:hAnsi="Times New Roman"/>
-          <w:sz w:val="24"/>
-        </w:rPr>
-        <w:t>, преподобного отця нашого Онуфрія Великого, преподобного отця нашого Петра Афонського і всіх святих - помилує і спасе нас як благий і людинолюбний.</w:t>
+          <w:color w:val="FF0000"/>
+          <w:sz w:val="24"/>
+          <w:szCs w:val="24"/>
+        </w:rPr>
+        <w:t xml:space="preserve"> </w:t>
+      </w:r>
+      <w:r>
+        <w:rPr>
+          <w:rFonts w:ascii="Times New Roman" w:hAnsi="Times New Roman"/>
+          <w:sz w:val="24"/>
+          <w:szCs w:val="24"/>
+        </w:rPr>
+        <w:t xml:space="preserve">Христос, що воскрес із мертвих, смертю смерть подолав, і тим, що в гробах життя дарував, істинний Бог наш, молитвами пречистої своєї Матері, святих, славних і </w:t>
+      </w:r>
+      <w:proofErr w:type="spellStart"/>
+      <w:r>
+        <w:rPr>
+          <w:rFonts w:ascii="Times New Roman" w:hAnsi="Times New Roman"/>
+          <w:sz w:val="24"/>
+          <w:szCs w:val="24"/>
+        </w:rPr>
+        <w:t>всехвальних</w:t>
+      </w:r>
+      <w:proofErr w:type="spellEnd"/>
+      <w:r>
+        <w:rPr>
+          <w:rFonts w:ascii="Times New Roman" w:hAnsi="Times New Roman"/>
+          <w:sz w:val="24"/>
+          <w:szCs w:val="24"/>
+        </w:rPr>
+        <w:t xml:space="preserve"> апостолів. і святого </w:t>
+      </w:r>
+      <w:r>
+        <w:rPr>
+          <w:rFonts w:ascii="Times New Roman" w:hAnsi="Times New Roman"/>
+          <w:i/>
+          <w:color w:val="FF0000"/>
+          <w:sz w:val="24"/>
+          <w:szCs w:val="24"/>
+        </w:rPr>
+        <w:t>(ім'я, якого є храм)</w:t>
+      </w:r>
+      <w:r>
+        <w:rPr>
+          <w:rFonts w:ascii="Times New Roman" w:hAnsi="Times New Roman"/>
+          <w:sz w:val="24"/>
+          <w:szCs w:val="24"/>
+        </w:rPr>
+        <w:t xml:space="preserve">, і святих рівноапостольних Кирила і Методія, учителів слов’янських, яких світлу пам’ять </w:t>
+      </w:r>
+      <w:proofErr w:type="spellStart"/>
+      <w:r>
+        <w:rPr>
+          <w:rFonts w:ascii="Times New Roman" w:hAnsi="Times New Roman"/>
+          <w:sz w:val="24"/>
+          <w:szCs w:val="24"/>
+        </w:rPr>
+        <w:t>днесь</w:t>
+      </w:r>
+      <w:proofErr w:type="spellEnd"/>
+      <w:r>
+        <w:rPr>
+          <w:rFonts w:ascii="Times New Roman" w:hAnsi="Times New Roman"/>
+          <w:sz w:val="24"/>
+          <w:szCs w:val="24"/>
+        </w:rPr>
+        <w:t xml:space="preserve"> </w:t>
+      </w:r>
+      <w:proofErr w:type="spellStart"/>
+      <w:r>
+        <w:rPr>
+          <w:rFonts w:ascii="Times New Roman" w:hAnsi="Times New Roman"/>
+          <w:sz w:val="24"/>
+          <w:szCs w:val="24"/>
+        </w:rPr>
+        <w:t>торжественно</w:t>
+      </w:r>
+      <w:proofErr w:type="spellEnd"/>
+      <w:r>
+        <w:rPr>
+          <w:rFonts w:ascii="Times New Roman" w:hAnsi="Times New Roman"/>
+          <w:sz w:val="24"/>
+          <w:szCs w:val="24"/>
+        </w:rPr>
+        <w:t xml:space="preserve"> звершуємо і всіх святих, помилує і спасе нас, як благий і чоловіколюбець.</w:t>
       </w:r>
     </w:p>
     <w:p>
